--- a/templates/anaplirotes/parallili_stirixi/apofasi/asthenia_teknou.docx
+++ b/templates/anaplirotes/parallili_stirixi/apofasi/asthenia_teknou.docx
@@ -1151,7 +1151,7 @@
           <w:rFonts w:ascii="Calibri" w:hAnsi="Calibri"/>
           <w:bCs/>
         </w:rPr>
-        <w:t xml:space="preserve">Την από {{ imerominia_aitisis }} αίτηση {{ tou_tis }} κ. {{ onomateponymo }}, εκπαιδευτικού του κλάδου {{ klados }}-{{ klados_perigrafi }}, του {{ sxoleio_gen }}</w:t>
+        <w:t xml:space="preserve">Την από {{ imerominia_aitisis }} αίτηση {{ tou_tis }} κ. {{ onomateponymo_gen }}, εκπαιδευτικού του κλάδου {{ klados }}-{{ klados_perigrafi }}, του {{ sxoleio_gen }}</w:t>
       </w:r>
       <w:r>
         <w:rPr>
@@ -1305,7 +1305,7 @@
           <w:sz w:val="24"/>
           <w:szCs w:val="24"/>
         </w:rPr>
-        <w:t xml:space="preserve">Χορηγούμε {{ ston_stin }} κ. {{ onomateponymo }}, {{ anaplirotis_ait }} εκπαιδευτικό, κλάδου {{ klados }}-{{ klados_perigrafi }}, άδεια για ασθένεια τέκνου με αποδοχές {{ imeres_olografos }} ({{ imeres_arithmitika }}) {{ ergasimon }} {{ imeres_lexi }} από {{ imerominia_apo }} έως  και {{ imerominia_eos }}</w:t>
+        <w:t xml:space="preserve">Χορηγούμε {{ ston_stin }} κ. {{ onomateponymo_ait }}, {{ anaplirotis_ait }} εκπαιδευτικό, κλάδου {{ klados }}-{{ klados_perigrafi }}, άδεια για ασθένεια τέκνου με αποδοχές {{ imeres_olografos }} ({{ imeres_arithmitika }}) {{ ergasimon }} {{ imeres_lexi }} από {{ imerominia_apo }} έως  και {{ imerominia_eos }}</w:t>
       </w:r>
       <w:r>
         <w:rPr>
